--- a/Boya_Ajay_Varma_Resume.docx
+++ b/Boya_Ajay_Varma_Resume.docx
@@ -33,7 +33,7 @@
     </w:p>
     <w:p>
       <w:pPr>
-        <w:spacing w:after="120"/>
+        <w:spacing w:after="100"/>
         <w:jc w:val="center"/>
       </w:pPr>
       <w:r>
@@ -42,7 +42,7 @@
           <w:color w:val="1E293B"/>
           <w:sz w:val="20"/>
         </w:rPr>
-        <w:t>Junior AI &amp; Backend Engineer  |  Python, Java, FastAPI, Spring Boot &amp; Agentic RAG</w:t>
+        <w:t>Backend &amp; AI Engineer  |  Open-Source Contributor  |  Python, Java, FastAPI &amp; LangGraph</w:t>
       </w:r>
     </w:p>
     <w:p>
@@ -72,10 +72,10 @@
     </w:p>
     <w:p>
       <w:pPr>
-        <w:spacing w:after="80" w:line="276" w:lineRule="auto"/>
+        <w:spacing w:after="80" w:line="274" w:lineRule="auto"/>
       </w:pPr>
       <w:r>
-        <w:t>Computer Science (AI &amp; ML) graduate specializing in backend engineering and document-grounded GenAI architectures. Hands-on experience designing high-throughput REST APIs with FastAPI and Spring Boot, building stateful LangGraph RAG workflows, and implementing layered DAO architectures with PostgreSQL. Proven problem-solver with open-source contributions and active algorithmic practice in Java and Python.</w:t>
+        <w:t>Computer Science (AI &amp; ML) graduate and open-source contributor specializing in scalable backend engineering and document-grounded GenAI architectures. Experienced in developing modular, containerized REST APIs with FastAPI and Spring Boot, orchestrating stateful LangGraph RAG workflows, and building developer automation tools. Strong Git/GitHub fluency (PR workflows, code reviews, issue triage), reproducible Docker environments, and disciplined algorithmic problem solving in Java and Python.</w:t>
       </w:r>
     </w:p>
     <w:p>
@@ -105,7 +105,7 @@
     </w:p>
     <w:p>
       <w:pPr>
-        <w:spacing w:after="40" w:line="264" w:lineRule="auto"/>
+        <w:spacing w:after="40" w:line="259" w:lineRule="auto"/>
       </w:pPr>
       <w:r>
         <w:rPr>
@@ -123,7 +123,7 @@
     </w:p>
     <w:p>
       <w:pPr>
-        <w:spacing w:after="40" w:line="264" w:lineRule="auto"/>
+        <w:spacing w:after="40" w:line="259" w:lineRule="auto"/>
       </w:pPr>
       <w:r>
         <w:rPr>
@@ -136,66 +136,66 @@
         <w:rPr>
           <w:sz w:val="19"/>
         </w:rPr>
-        <w:t>FastAPI, Spring Boot, RESTful APIs, JDBC, Pydantic, Uvicorn, OAuth 2.0</w:t>
+        <w:t>FastAPI, Spring Boot 3, RESTful APIs, JDBC, Pydantic, Uvicorn, OAuth 2.0, Maven</w:t>
       </w:r>
     </w:p>
     <w:p>
       <w:pPr>
-        <w:spacing w:after="40" w:line="264" w:lineRule="auto"/>
+        <w:spacing w:after="40" w:line="259" w:lineRule="auto"/>
       </w:pPr>
       <w:r>
         <w:rPr>
           <w:b/>
           <w:sz w:val="19"/>
         </w:rPr>
-        <w:t xml:space="preserve">• AI &amp; Vector Search: </w:t>
+        <w:t xml:space="preserve">• AI &amp; Vector Systems: </w:t>
       </w:r>
       <w:r>
         <w:rPr>
           <w:sz w:val="19"/>
         </w:rPr>
-        <w:t>LangGraph, LangChain, Pinecone, FAISS, Sentence Transformers, RAG Workflows, Prompt Engineering</w:t>
+        <w:t>LangGraph (StateGraph), LangChain, Pinecone, FAISS, Sentence Transformers, RAG Pipelines</w:t>
       </w:r>
     </w:p>
     <w:p>
       <w:pPr>
-        <w:spacing w:after="40" w:line="264" w:lineRule="auto"/>
+        <w:spacing w:after="40" w:line="259" w:lineRule="auto"/>
       </w:pPr>
       <w:r>
         <w:rPr>
           <w:b/>
           <w:sz w:val="19"/>
         </w:rPr>
-        <w:t xml:space="preserve">• Databases &amp; Storage: </w:t>
+        <w:t xml:space="preserve">• Open Source &amp; DevOps: </w:t>
       </w:r>
       <w:r>
         <w:rPr>
           <w:sz w:val="19"/>
         </w:rPr>
-        <w:t>PostgreSQL, MySQL, Schema Design, Relational Modeling, PreparedStatement</w:t>
+        <w:t>Git &amp; GitHub (PRs, Code Reviews, Actions), Docker, Docker Compose, Linux, Pytest, JUnit</w:t>
       </w:r>
     </w:p>
     <w:p>
       <w:pPr>
-        <w:spacing w:after="40" w:line="264" w:lineRule="auto"/>
+        <w:spacing w:after="40" w:line="259" w:lineRule="auto"/>
       </w:pPr>
       <w:r>
         <w:rPr>
           <w:b/>
           <w:sz w:val="19"/>
         </w:rPr>
-        <w:t xml:space="preserve">• DevOps &amp; Cloud: </w:t>
+        <w:t xml:space="preserve">• Databases &amp; Architecture: </w:t>
       </w:r>
       <w:r>
         <w:rPr>
           <w:sz w:val="19"/>
         </w:rPr>
-        <w:t>Docker, Docker Compose, Git, GitHub Actions, Linux, CI/CD Fundamentals, AWS &amp; OCI Fundamentals</w:t>
+        <w:t>PostgreSQL, MySQL, Schema Design, Relational Modeling, Layered DAO Pattern, Indexing</w:t>
       </w:r>
     </w:p>
     <w:p>
       <w:pPr>
-        <w:spacing w:after="40" w:line="264" w:lineRule="auto"/>
+        <w:spacing w:after="40" w:line="259" w:lineRule="auto"/>
       </w:pPr>
       <w:r>
         <w:rPr>
@@ -208,7 +208,7 @@
         <w:rPr>
           <w:sz w:val="19"/>
         </w:rPr>
-        <w:t>OOP, Data Structures &amp; Algorithms (DSA), DAO Pattern, Layered Architecture, Exception Handling, Unit Testing</w:t>
+        <w:t>Data Structures &amp; Algorithms (DSA), OOP, Error Handling, API Contract Design, Clean Code</w:t>
       </w:r>
     </w:p>
     <w:p>
@@ -221,7 +221,7 @@
           <w:color w:val="0F172A"/>
           <w:sz w:val="21"/>
         </w:rPr>
-        <w:t>SELECTED ENGINEERING PROJECTS</w:t>
+        <w:t>SELECTED PROJECTS &amp; OPEN-SOURCE CONTRIBUTIONS</w:t>
       </w:r>
     </w:p>
     <w:p>
@@ -245,7 +245,7 @@
           <w:b/>
           <w:sz w:val="20"/>
         </w:rPr>
-        <w:t>Legixo RAG — Document-Grounded GenAI Pipeline</w:t>
+        <w:t>Legixo RAG — Document-Grounded GenAI Pipeline (Primary Code Sample)</w:t>
       </w:r>
     </w:p>
     <w:p>
@@ -258,7 +258,7 @@
           <w:color w:val="64748B"/>
           <w:sz w:val="17"/>
         </w:rPr>
-        <w:t>Technologies: Python, FastAPI, LangGraph, Pinecone, Groq LLM, Sentence Transformers, Pydantic</w:t>
+        <w:t>Technologies: Python, FastAPI, LangGraph, Pinecone, Groq LLM, Sentence Transformers, Pydantic, Docker</w:t>
       </w:r>
     </w:p>
     <w:p>
@@ -276,7 +276,7 @@
         <w:rPr>
           <w:sz w:val="18"/>
         </w:rPr>
-        <w:t>Architected a document-grounded question-answering service using LangGraph StateGraph, orchestrating conditional routing between retrieval relevance filtering, source attribution, and response synthesis.</w:t>
+        <w:t>Architected an asynchronous document QA pipeline using LangGraph StateGraph, orchestrating conditional routing between retrieval relevance validation, source attribution, and response synthesis.</w:t>
       </w:r>
     </w:p>
     <w:p>
@@ -294,7 +294,7 @@
         <w:rPr>
           <w:sz w:val="18"/>
         </w:rPr>
-        <w:t>Integrated Pinecone vector database with Sentence Transformers embeddings for semantic chunk retrieval, verifying 12/12 automated evaluation test scenarios for hallucination reduction.</w:t>
+        <w:t>Integrated Pinecone vector database with Sentence Transformers for semantic chunk retrieval; verified 12/12 automated evaluation test scenarios for hallucination reduction on out-of-domain queries.</w:t>
       </w:r>
     </w:p>
     <w:p>
@@ -312,7 +312,7 @@
         <w:rPr>
           <w:sz w:val="18"/>
         </w:rPr>
-        <w:t>Exposed asynchronous REST endpoints via FastAPI and Uvicorn with strict Pydantic schema validation for request payloads and structured responses.</w:t>
+        <w:t>Containerized service using Docker and exposed high-throughput REST endpoints via FastAPI with strict Pydantic schemas, comprehensive error handling, and modular test coverage.</w:t>
       </w:r>
     </w:p>
     <w:p>
@@ -324,7 +324,7 @@
           <w:b/>
           <w:sz w:val="20"/>
         </w:rPr>
-        <w:t>LeetCode GitHub Sync — Browser Extension &amp; Microservice</w:t>
+        <w:t>LeetCode GitHub Sync — Open-Source Developer Automation Tool</w:t>
       </w:r>
     </w:p>
     <w:p>
@@ -337,7 +337,7 @@
           <w:color w:val="64748B"/>
           <w:sz w:val="17"/>
         </w:rPr>
-        <w:t>Technologies: Java, Spring Boot, JavaScript, Manifest V3, GitHub REST API, OAuth 2.0, Maven</w:t>
+        <w:t>Technologies: Java, Spring Boot 3, JavaScript, Chrome Manifest V3, GitHub REST API, OAuth 2.0, Maven</w:t>
       </w:r>
     </w:p>
     <w:p>
@@ -355,7 +355,7 @@
         <w:rPr>
           <w:sz w:val="18"/>
         </w:rPr>
-        <w:t>Engineered an automated browser extension detecting accepted LeetCode submissions and committing structured solution files directly to user GitHub repositories via GitHub REST API.</w:t>
+        <w:t>Engineered an automated browser extension and backend microservice that detects accepted submissions and commits structured solution files directly to user GitHub repositories via GitHub REST API.</w:t>
       </w:r>
     </w:p>
     <w:p>
@@ -373,7 +373,7 @@
         <w:rPr>
           <w:sz w:val="18"/>
         </w:rPr>
-        <w:t>Implemented secure GitHub OAuth token exchange through a Spring Boot backend service, integrating Monaco editor DOM extraction and UTF-8-safe Base64 encoding.</w:t>
+        <w:t>Implemented secure GitHub OAuth 2.0 token exchange through a Spring Boot service, integrating Monaco editor DOM extraction, UTF-8 Base64 encoding, and sync retry mechanisms.</w:t>
       </w:r>
     </w:p>
     <w:p>
@@ -391,7 +391,7 @@
         <w:rPr>
           <w:sz w:val="18"/>
         </w:rPr>
-        <w:t>Built validation logic to eliminate duplicate commits, handle wrong-answer protection, and provide structured sync error logging.</w:t>
+        <w:t>Built validation logic to eliminate duplicate commits, handle wrong-answer edge cases, and log granular sync diagnostics, automating daily developer workflows.</w:t>
       </w:r>
     </w:p>
     <w:p>
@@ -403,7 +403,68 @@
           <w:b/>
           <w:sz w:val="20"/>
         </w:rPr>
-        <w:t>JobPrep OS &amp; StockFlow Backend</w:t>
+        <w:t>OpenWork — Open-Source Agentic AI Desktop Application</w:t>
+      </w:r>
+    </w:p>
+    <w:p>
+      <w:pPr>
+        <w:spacing w:after="40"/>
+      </w:pPr>
+      <w:r>
+        <w:rPr>
+          <w:i/>
+          <w:color w:val="64748B"/>
+          <w:sz w:val="17"/>
+        </w:rPr>
+        <w:t>Technologies: Open Source, Python, Docker, Git/GitHub, Linux, Agentic Workflows</w:t>
+      </w:r>
+    </w:p>
+    <w:p>
+      <w:pPr>
+        <w:spacing w:after="40" w:line="269" w:lineRule="auto"/>
+        <w:ind w:left="288"/>
+      </w:pPr>
+      <w:r>
+        <w:rPr>
+          <w:b/>
+        </w:rPr>
+        <w:t xml:space="preserve">• </w:t>
+      </w:r>
+      <w:r>
+        <w:rPr>
+          <w:sz w:val="18"/>
+        </w:rPr>
+        <w:t>Active contributor to an open-source desktop application powering guided agentic workflows, collaborating with maintainers on issue triage, PR reviews, and code contributions.</w:t>
+      </w:r>
+    </w:p>
+    <w:p>
+      <w:pPr>
+        <w:spacing w:after="40" w:line="269" w:lineRule="auto"/>
+        <w:ind w:left="288"/>
+      </w:pPr>
+      <w:r>
+        <w:rPr>
+          <w:b/>
+        </w:rPr>
+        <w:t xml:space="preserve">• </w:t>
+      </w:r>
+      <w:r>
+        <w:rPr>
+          <w:sz w:val="18"/>
+        </w:rPr>
+        <w:t>Configured and validated multi-container Docker environments to safely sandbox local autonomous agents and verify end-to-end integration test runs.</w:t>
+      </w:r>
+    </w:p>
+    <w:p>
+      <w:pPr>
+        <w:spacing w:before="80" w:after="20"/>
+      </w:pPr>
+      <w:r>
+        <w:rPr>
+          <w:b/>
+          <w:sz w:val="20"/>
+        </w:rPr>
+        <w:t>JobPrep OS &amp; StockFlow — Layered Backend &amp; Database System</w:t>
       </w:r>
     </w:p>
     <w:p>
@@ -434,7 +495,7 @@
         <w:rPr>
           <w:sz w:val="18"/>
         </w:rPr>
-        <w:t>Designed relational database schemas and indexed PostgreSQL tables to support interview preparation tracking and order/inventory management workflows.</w:t>
+        <w:t>Designed relational database schemas with indexed PostgreSQL tables to support interview preparation tracking and order/inventory management workflows.</w:t>
       </w:r>
     </w:p>
     <w:p>
@@ -452,7 +513,7 @@
         <w:rPr>
           <w:sz w:val="18"/>
         </w:rPr>
-        <w:t>Containerized application and database services using Docker Compose, establishing clean environment configuration and reliable local database persistence.</w:t>
+        <w:t>Implemented presentation, service, and DAO layers with constructor dependency injection, PreparedStatement SQL injection defense, and custom exception handling.</w:t>
       </w:r>
     </w:p>
     <w:p>
@@ -470,68 +531,7 @@
         <w:rPr>
           <w:sz w:val="18"/>
         </w:rPr>
-        <w:t>Implemented presentation, service, and DAO layers with constructor dependency injection, robust input validation, and custom exception handling.</w:t>
-      </w:r>
-    </w:p>
-    <w:p>
-      <w:pPr>
-        <w:spacing w:before="80" w:after="20"/>
-      </w:pPr>
-      <w:r>
-        <w:rPr>
-          <w:b/>
-          <w:sz w:val="20"/>
-        </w:rPr>
-        <w:t>OpenWork — Open-Source Agentic AI Application</w:t>
-      </w:r>
-    </w:p>
-    <w:p>
-      <w:pPr>
-        <w:spacing w:after="40"/>
-      </w:pPr>
-      <w:r>
-        <w:rPr>
-          <w:i/>
-          <w:color w:val="64748B"/>
-          <w:sz w:val="17"/>
-        </w:rPr>
-        <w:t>Technologies: Open Source, Docker, Git/GitHub, Linux, Agentic Workflows</w:t>
-      </w:r>
-    </w:p>
-    <w:p>
-      <w:pPr>
-        <w:spacing w:after="40" w:line="269" w:lineRule="auto"/>
-        <w:ind w:left="288"/>
-      </w:pPr>
-      <w:r>
-        <w:rPr>
-          <w:b/>
-        </w:rPr>
-        <w:t xml:space="preserve">• </w:t>
-      </w:r>
-      <w:r>
-        <w:rPr>
-          <w:sz w:val="18"/>
-        </w:rPr>
-        <w:t>Contribute to an open-source desktop application powering guided agentic workflows, participating in PR reviews, issue triage, and code contributions.</w:t>
-      </w:r>
-    </w:p>
-    <w:p>
-      <w:pPr>
-        <w:spacing w:after="40" w:line="269" w:lineRule="auto"/>
-        <w:ind w:left="288"/>
-      </w:pPr>
-      <w:r>
-        <w:rPr>
-          <w:b/>
-        </w:rPr>
-        <w:t xml:space="preserve">• </w:t>
-      </w:r>
-      <w:r>
-        <w:rPr>
-          <w:sz w:val="18"/>
-        </w:rPr>
-        <w:t>Configured and validated multi-container Docker environments for running local autonomous agents and backend execution tasks.</w:t>
+        <w:t>Containerized application and database services via Docker Compose for reproducible local setup across development and testing environments.</w:t>
       </w:r>
     </w:p>
     <w:p>
